--- a/ru/wisdom-stories/red-dress.docx
+++ b/ru/wisdom-stories/red-dress.docx
@@ -4,343 +4,180 @@
   <w:body>
     <w:p>
       <w:pPr>
-        <w:spacing w:before="0" w:after="60"/>
-        <w:jc w:val="left"/>
+        <w:pStyle w:val="Title"/>
       </w:pPr>
       <w:r>
-        <w:rPr>
-          <w:rFonts w:ascii="Arial" w:hAnsi="Arial" w:eastAsia="Arial"/>
-          <w:i w:val="0"/>
-          <w:color w:val="000000"/>
-          <w:sz w:val="52"/>
-        </w:rPr>
         <w:t>Красное платье</w:t>
       </w:r>
     </w:p>
     <w:p>
-      <w:pPr>
-        <w:jc w:val="left"/>
-      </w:pPr>
+      <w:pPr/>
       <w:r>
-        <w:rPr>
-          <w:rFonts w:ascii="Arial" w:hAnsi="Arial" w:eastAsia="Arial"/>
-          <w:i w:val="0"/>
-          <w:color w:val="000000"/>
-          <w:sz w:val="22"/>
-        </w:rPr>
         <w:t>Красное платье висело в шкафу моей матери. Казалось, оно сияло рядом с изношенной, выцветшей одеждой, которую она носила всю свою жизнь.</w:t>
       </w:r>
     </w:p>
     <w:p>
       <w:pPr>
-        <w:jc w:val="left"/>
+        <w:spacing w:after="80"/>
       </w:pPr>
       <w:r>
-        <w:rPr>
-          <w:rFonts w:ascii="Arial" w:hAnsi="Arial" w:eastAsia="Arial"/>
-          <w:i w:val="0"/>
-          <w:color w:val="000000"/>
-          <w:sz w:val="22"/>
-        </w:rPr>
-        <w:t>Я подошла, чтобы прикоснуться к матери, и в тот момент, когда я увидела его, я поняла, что она проживает последние мгновения своей жизни.</w:t>
+        <w:t>Я подошла к постели матери и взяла её за руку. Было ясно: её жизнь угасает.</w:t>
       </w:r>
     </w:p>
     <w:p>
       <w:pPr>
-        <w:jc w:val="left"/>
+        <w:spacing w:after="80"/>
       </w:pPr>
       <w:r>
-        <w:rPr>
-          <w:rFonts w:ascii="Arial" w:hAnsi="Arial" w:eastAsia="Arial"/>
-          <w:i w:val="0"/>
-          <w:color w:val="000000"/>
-          <w:sz w:val="22"/>
-        </w:rPr>
         <w:t>Увидев красное платье, я сказала ей:</w:t>
       </w:r>
     </w:p>
     <w:p>
       <w:pPr>
-        <w:jc w:val="left"/>
+        <w:spacing w:after="80"/>
       </w:pPr>
       <w:r>
-        <w:rPr>
-          <w:rFonts w:ascii="Arial" w:hAnsi="Arial" w:eastAsia="Arial"/>
-          <w:i w:val="0"/>
-          <w:color w:val="000000"/>
-          <w:sz w:val="22"/>
-        </w:rPr>
         <w:t>— Мама, какое красивое платье! Я никогда раньше не видела тебя в нем, — сказала я.</w:t>
       </w:r>
     </w:p>
     <w:p>
-      <w:pPr>
-        <w:jc w:val="left"/>
-      </w:pPr>
+      <w:pPr/>
       <w:r>
-        <w:rPr>
-          <w:rFonts w:ascii="Arial" w:hAnsi="Arial" w:eastAsia="Arial"/>
-          <w:i w:val="0"/>
-          <w:color w:val="000000"/>
-          <w:sz w:val="22"/>
-        </w:rPr>
         <w:t>— Я никогда его не носила, — тихо сказала она. — Садись рядом со мной, моя прекрасная дочь, я хочу преподать тебе урок, прежде чем покину этот мир.</w:t>
       </w:r>
     </w:p>
     <w:p>
-      <w:pPr>
-        <w:jc w:val="left"/>
-      </w:pPr>
+      <w:pPr/>
       <w:r>
-        <w:rPr>
-          <w:rFonts w:ascii="Arial" w:hAnsi="Arial" w:eastAsia="Arial"/>
-          <w:i w:val="0"/>
-          <w:color w:val="000000"/>
-          <w:sz w:val="22"/>
-        </w:rPr>
         <w:t>Я села на край кровати. Моя мать глубоко вздохнула. «У меня осталось мало времени», — сказала она и продолжила:</w:t>
       </w:r>
     </w:p>
     <w:p>
       <w:pPr>
-        <w:jc w:val="left"/>
+        <w:spacing w:after="80"/>
       </w:pPr>
       <w:r>
-        <w:rPr>
-          <w:rFonts w:ascii="Arial" w:hAnsi="Arial" w:eastAsia="Arial"/>
-          <w:i w:val="0"/>
-          <w:color w:val="000000"/>
-          <w:sz w:val="22"/>
-        </w:rPr>
         <w:t>— Хотя я думала, что всегда учила тебя хорошему, теперь я понимаю, что учила тебя очень плохому.</w:t>
       </w:r>
     </w:p>
     <w:p>
       <w:pPr>
-        <w:jc w:val="left"/>
+        <w:spacing w:after="80"/>
       </w:pPr>
       <w:r>
-        <w:rPr>
-          <w:rFonts w:ascii="Arial" w:hAnsi="Arial" w:eastAsia="Arial"/>
-          <w:i w:val="0"/>
-          <w:color w:val="000000"/>
-          <w:sz w:val="22"/>
-        </w:rPr>
-        <w:t>— Что это за слово, мама?</w:t>
+        <w:t>— Что ты говоришь, мама?</w:t>
+      </w:r>
+    </w:p>
+    <w:p>
+      <w:pPr/>
+      <w:r>
+        <w:t>— Всю жизнь я считала, что хорошая женщина должна думать о других прежде, чем о себе. Исполняла чужие желания, а свои откладывала: когда-нибудь дойдёт очередь и до них. Но этот день так и не настал. Я жила ради твоего отца, ради вас, детей, и совсем забыла о себе.</w:t>
       </w:r>
     </w:p>
     <w:p>
       <w:pPr>
-        <w:jc w:val="left"/>
+        <w:spacing w:after="80"/>
       </w:pPr>
       <w:r>
-        <w:rPr>
-          <w:rFonts w:ascii="Arial" w:hAnsi="Arial" w:eastAsia="Arial"/>
-          <w:i w:val="0"/>
-          <w:color w:val="000000"/>
-          <w:sz w:val="22"/>
-        </w:rPr>
-        <w:t>— Послушай меня. Я всегда считала, что хорошая женщина не должна думать о себе в первую очередь. Я должна была думать о других прежде, чем о себе. Я всегда должна была исполнять желания всех, то, это. Мои желания были подавлены желаниями других. Кто знает, может быть, однажды и мои желания сбудутся. Но этот день так и не наступил. Вся моя жизнь была посвящена жертвам — ради твоего отца, ради твоих братьев и сестер, ради тебя.</w:t>
-      </w:r>
-    </w:p>
-    <w:p>
-      <w:pPr>
-        <w:jc w:val="left"/>
-      </w:pPr>
-      <w:r>
-        <w:rPr>
-          <w:rFonts w:ascii="Arial" w:hAnsi="Arial" w:eastAsia="Arial"/>
-          <w:i w:val="0"/>
-          <w:color w:val="000000"/>
-          <w:sz w:val="22"/>
-        </w:rPr>
         <w:t>— Верно, мама, ты делала все, что могла мать.</w:t>
       </w:r>
     </w:p>
     <w:p>
-      <w:pPr>
-        <w:jc w:val="left"/>
-      </w:pPr>
+      <w:pPr/>
       <w:r>
-        <w:rPr>
-          <w:rFonts w:ascii="Arial" w:hAnsi="Arial" w:eastAsia="Arial"/>
-          <w:i w:val="0"/>
-          <w:color w:val="000000"/>
-          <w:sz w:val="22"/>
-        </w:rPr>
         <w:t>— О, дочь моя, то, что я делала для тебя или для них, не приносило мне пользы. Ты понимаешь? Я никогда ничего не хотела для себя! Твой отец сейчас в соседней комнате, раздраженно смотрит на стены. Когда врач сказал ему, что я живу последние дни, он подошел ко мне и сказал:</w:t>
       </w:r>
     </w:p>
     <w:p>
       <w:pPr>
-        <w:jc w:val="left"/>
+        <w:spacing w:after="80"/>
       </w:pPr>
       <w:r>
-        <w:rPr>
-          <w:rFonts w:ascii="Arial" w:hAnsi="Arial" w:eastAsia="Arial"/>
-          <w:i w:val="0"/>
-          <w:color w:val="000000"/>
-          <w:sz w:val="22"/>
-        </w:rPr>
         <w:t>— Ты не должна умирать, слышишь? Что я буду делать после тебя? — сказал он.</w:t>
       </w:r>
     </w:p>
     <w:p>
-      <w:pPr>
-        <w:jc w:val="left"/>
-      </w:pPr>
+      <w:pPr/>
       <w:r>
-        <w:rPr>
-          <w:rFonts w:ascii="Arial" w:hAnsi="Arial" w:eastAsia="Arial"/>
-          <w:i w:val="0"/>
-          <w:color w:val="000000"/>
-          <w:sz w:val="22"/>
-        </w:rPr>
         <w:t>— Дочь моя, я всегда много работала ради тебя. Семь дней в неделю… Я всегда первой просыпалась в доме и последней ложилась спать. Я всегда ела подгоревший хлеб, самые маленькие кусочки. Я потратила все свои сбережения на твою одежду, на твои книги — даже если они часто были ненужными. Я никогда не ходила по магазинам и не покупала себе ничего хорошего. Я купила только то красное платье, которое ты видела в прошлом году. У меня были сбережения на ремонт стиральной машины. Когда я принесла платье домой, отец очень расстроился:</w:t>
       </w:r>
     </w:p>
     <w:p>
       <w:pPr>
-        <w:jc w:val="left"/>
+        <w:spacing w:after="80"/>
       </w:pPr>
       <w:r>
-        <w:rPr>
-          <w:rFonts w:ascii="Arial" w:hAnsi="Arial" w:eastAsia="Arial"/>
-          <w:i w:val="0"/>
-          <w:color w:val="000000"/>
-          <w:sz w:val="22"/>
-        </w:rPr>
         <w:t>— Куда ты собираешься надеть это платье? Ты идёшь в оперу или куда-нибудь ещё? — сказал он.</w:t>
       </w:r>
     </w:p>
     <w:p>
-      <w:pPr>
-        <w:jc w:val="left"/>
-      </w:pPr>
+      <w:pPr/>
       <w:r>
-        <w:rPr>
-          <w:rFonts w:ascii="Arial" w:hAnsi="Arial" w:eastAsia="Arial"/>
-          <w:i w:val="0"/>
-          <w:color w:val="000000"/>
-          <w:sz w:val="22"/>
-        </w:rPr>
         <w:t>На самом деле, он был прав. Я никогда не надевала это платье, кроме как когда примеряла его в магазине.</w:t>
       </w:r>
     </w:p>
     <w:p>
-      <w:pPr>
-        <w:jc w:val="left"/>
-      </w:pPr>
+      <w:pPr/>
       <w:r>
-        <w:rPr>
-          <w:rFonts w:ascii="Arial" w:hAnsi="Arial" w:eastAsia="Arial"/>
-          <w:i w:val="0"/>
-          <w:color w:val="000000"/>
-          <w:sz w:val="22"/>
-        </w:rPr>
         <w:t>— О, моя дочь, я раньше думала, что если человек не думает о себе в этом мире, он будет счастлив в следующем. Но я больше в это не верю. Я думаю, Аллах хочет, чтобы мы исполняли свои желания в этом мире и сейчас. Если бы сейчас произошло чудо, и я смогла бы встать с этой постели, я была бы совсем другим человеком.</w:t>
       </w:r>
     </w:p>
     <w:p>
       <w:pPr>
-        <w:jc w:val="left"/>
+        <w:spacing w:after="80"/>
       </w:pPr>
       <w:r>
-        <w:rPr>
-          <w:rFonts w:ascii="Arial" w:hAnsi="Arial" w:eastAsia="Arial"/>
-          <w:i w:val="0"/>
-          <w:color w:val="000000"/>
-          <w:sz w:val="22"/>
-        </w:rPr>
         <w:t>Это были последние слова моей матери мне:</w:t>
       </w:r>
     </w:p>
     <w:p>
       <w:pPr>
-        <w:jc w:val="left"/>
+        <w:spacing w:after="80"/>
       </w:pPr>
       <w:r>
-        <w:rPr>
-          <w:rFonts w:ascii="Arial" w:hAnsi="Arial" w:eastAsia="Arial"/>
-          <w:i w:val="0"/>
-          <w:color w:val="000000"/>
-          <w:sz w:val="22"/>
-        </w:rPr>
         <w:t>— Дочь моя, — сказала она, — не иди по моему пути. Обещай мне.</w:t>
       </w:r>
     </w:p>
     <w:p>
       <w:pPr>
-        <w:jc w:val="left"/>
+        <w:keepNext/>
+        <w:spacing w:after="80"/>
       </w:pPr>
       <w:r>
-        <w:rPr>
-          <w:rFonts w:ascii="Arial" w:hAnsi="Arial" w:eastAsia="Arial"/>
-          <w:i w:val="0"/>
-          <w:color w:val="000000"/>
-          <w:sz w:val="22"/>
-        </w:rPr>
-        <w:t>Я дал обещание своей матери, и она испустила последний вздох.</w:t>
+        <w:t>Я дала ей слово. Вскоре мама умерла.</w:t>
       </w:r>
     </w:p>
     <w:p>
       <w:pPr>
-        <w:pStyle w:val="Moral"/>
         <w:keepNext/>
         <w:keepLines/>
-        <w:widowControl/>
-        <w:spacing w:before="240" w:after="180" w:line="283" w:lineRule="auto"/>
-        <w:ind w:left="240" w:right="240"/>
-        <w:jc w:val="left"/>
-        <w:pBdr>
-          <w:top w:val="single" w:sz="8" w:space="7" w:color="E8D59A"/>
-          <w:left w:val="single" w:sz="32" w:space="11" w:color="C6A23A"/>
-          <w:bottom w:val="single" w:sz="8" w:space="7" w:color="E8D59A"/>
-          <w:right w:val="single" w:sz="8" w:space="11" w:color="E8D59A"/>
-        </w:pBdr>
-        <w:shd w:val="clear" w:color="auto" w:fill="FFF8E1"/>
+        <w:spacing w:before="160"/>
       </w:pPr>
       <w:r>
         <w:rPr>
-          <w:rFonts w:ascii="Arial" w:hAnsi="Arial" w:eastAsia="Arial" w:cs="Arial"/>
           <w:b/>
-          <w:i w:val="0"/>
-          <w:color w:val="9A7417"/>
-          <w:sz w:val="22"/>
         </w:rPr>
-        <w:t>Мораль: Человек, который постоянно забывает о себе, однажды обнаружит, что не может жить ни ради чего. Любите других, но дайте себе право жить тоже.</w:t>
+        <w:t>Мораль:</w:t>
       </w:r>
       <w:r>
-        <w:rPr>
-          <w:rFonts w:ascii="Arial" w:hAnsi="Arial" w:eastAsia="Arial" w:cs="Arial"/>
-          <w:b w:val="0"/>
-          <w:i w:val="0"/>
-          <w:color w:val="3F3826"/>
-          <w:sz w:val="22"/>
-        </w:rPr>
+        <w:t xml:space="preserve"> Человек, который постоянно забывает о себе, однажды обнаружит, что не может жить ни ради чего. Любите других, но дайте себе право жить тоже.</w:t>
       </w:r>
     </w:p>
     <w:p>
       <w:pPr>
-        <w:keepLines/>
-        <w:widowControl/>
-        <w:spacing w:before="60" w:after="0" w:line="240" w:lineRule="auto"/>
-        <w:jc w:val="right"/>
+        <w:spacing w:after="80"/>
       </w:pPr>
       <w:r>
         <w:rPr>
-          <w:rFonts w:ascii="Arial" w:hAnsi="Arial" w:eastAsia="Arial" w:cs="Arial"/>
-          <w:b w:val="0"/>
           <w:i/>
-          <w:color w:val="8A7950"/>
-          <w:sz w:val="17"/>
+          <w:sz w:val="18"/>
         </w:rPr>
         <w:t>«История взята из открытых источников Интернета.»</w:t>
       </w:r>
     </w:p>
     <w:sectPr>
-      <w:pgSz w:w="12240" w:h="15840"/>
-      <w:pgMar w:top="1440" w:right="1440" w:bottom="1440" w:left="1440" w:header="708" w:footer="708" w:gutter="0"/>
+      <w:pgSz w:w="11909" w:h="16834"/>
+      <w:pgMar w:top="1152" w:right="1224" w:bottom="1152" w:left="1224" w:header="720" w:footer="720" w:gutter="0"/>
       <w:cols w:space="720"/>
       <w:docGrid w:linePitch="360"/>
     </w:sectPr>
@@ -712,12 +549,14 @@
     <w:qFormat/>
     <w:rsid w:val="00FC693F"/>
     <w:pPr>
-      <w:spacing w:before="0" w:after="160" w:line="276" w:lineRule="auto"/>
+      <w:widowControl/>
+      <w:spacing w:after="120" w:line="269" w:lineRule="auto"/>
     </w:pPr>
     <w:rPr>
-      <w:rFonts w:ascii="Arial" w:hAnsi="Arial" w:eastAsia="Arial"/>
+      <w:rFonts w:ascii="Arial" w:hAnsi="Arial"/>
       <w:color w:val="000000"/>
       <w:sz w:val="22"/>
+      <w:lang w:val="ru-RU"/>
     </w:rPr>
   </w:style>
   <w:style w:type="paragraph" w:styleId="Header">
@@ -1061,18 +900,20 @@
     <w:qFormat/>
     <w:rsid w:val="00FC693F"/>
     <w:pPr>
+      <w:keepNext/>
       <w:pBdr>
         <w:bottom w:val="single" w:sz="8" w:space="4" w:color="4F81BD" w:themeColor="accent1"/>
       </w:pBdr>
-      <w:spacing w:after="300" w:line="240" w:lineRule="auto"/>
+      <w:spacing w:after="280" w:line="240" w:lineRule="auto"/>
       <w:contextualSpacing/>
     </w:pPr>
     <w:rPr>
-      <w:rFonts w:asciiTheme="majorHAnsi" w:eastAsiaTheme="majorEastAsia" w:hAnsiTheme="majorHAnsi" w:cstheme="majorBidi"/>
-      <w:color w:val="17365D" w:themeColor="text2" w:themeShade="BF"/>
+      <w:rFonts w:asciiTheme="majorHAnsi" w:eastAsiaTheme="majorEastAsia" w:hAnsiTheme="majorHAnsi" w:cstheme="majorBidi" w:ascii="Arial" w:hAnsi="Arial"/>
+      <w:b/>
+      <w:color w:val="000000"/>
       <w:spacing w:val="5"/>
       <w:kern w:val="28"/>
-      <w:sz w:val="52"/>
+      <w:sz w:val="34"/>
       <w:szCs w:val="52"/>
     </w:rPr>
   </w:style>
@@ -12401,18 +12242,6 @@
         <w:shd w:val="clear" w:color="auto" w:fill="FBCAA2" w:themeFill="accent6" w:themeFillTint="7F"/>
       </w:tcPr>
     </w:tblStylePr>
-  </w:style>
-  <w:style w:type="paragraph" w:customStyle="1" w:styleId="Moral">
-    <w:name w:val="Moral"/>
-    <w:basedOn w:val="Normal"/>
-    <w:pPr>
-      <w:spacing w:before="160" w:after="0" w:line="276" w:lineRule="auto"/>
-    </w:pPr>
-    <w:rPr>
-      <w:rFonts w:ascii="Arial" w:hAnsi="Arial" w:eastAsia="Arial"/>
-      <w:i/>
-      <w:sz w:val="22"/>
-    </w:rPr>
   </w:style>
 </w:styles>
 </file>

--- a/ru/wisdom-stories/red-dress.docx
+++ b/ru/wisdom-stories/red-dress.docx
@@ -21,7 +21,7 @@
         <w:spacing w:after="80"/>
       </w:pPr>
       <w:r>
-        <w:t>Я подошла к постели матери и взяла её за руку. Было ясно: её жизнь угасает.</w:t>
+        <w:t>Я пришла навестить мать и, едва увидев её, поняла, что она проживает последние мгновения.</w:t>
       </w:r>
     </w:p>
     <w:p>
@@ -37,7 +37,7 @@
         <w:spacing w:after="80"/>
       </w:pPr>
       <w:r>
-        <w:t>— Мама, какое красивое платье! Я никогда раньше не видела тебя в нем, — сказала я.</w:t>
+        <w:t>— Мама, какое красивое платье! Я никогда раньше не видела тебя в нем.</w:t>
       </w:r>
     </w:p>
     <w:p>
@@ -57,7 +57,7 @@
         <w:spacing w:after="80"/>
       </w:pPr>
       <w:r>
-        <w:t>— Хотя я думала, что всегда учила тебя хорошему, теперь я понимаю, что учила тебя очень плохому.</w:t>
+        <w:t>— Хотя я думала, что всегда учила вас хорошему, теперь я понимаю, что учила вас многим неверным вещам.</w:t>
       </w:r>
     </w:p>
     <w:p>
@@ -71,7 +71,7 @@
     <w:p>
       <w:pPr/>
       <w:r>
-        <w:t>— Всю жизнь я считала, что хорошая женщина должна думать о других прежде, чем о себе. Исполняла чужие желания, а свои откладывала: когда-нибудь дойдёт очередь и до них. Но этот день так и не настал. Я жила ради твоего отца, ради вас, детей, и совсем забыла о себе.</w:t>
+        <w:t>— Послушай меня. Всю жизнь я считала, что хорошая женщина должна думать о других прежде, чем о себе. Исполняла чужие желания, а мои желания оказались раздавлены чужими: когда-нибудь дойдёт очередь и до них. Но этот день так и не настал. Я жила ради твоего отца, ради вас, детей, и жила одними жертвами.</w:t>
       </w:r>
     </w:p>
     <w:p>
@@ -93,13 +93,13 @@
         <w:spacing w:after="80"/>
       </w:pPr>
       <w:r>
-        <w:t>— Ты не должна умирать, слышишь? Что я буду делать после тебя? — сказал он.</w:t>
+        <w:t>— Ты не должна умирать, слышишь? Что я буду делать после тебя?</w:t>
       </w:r>
     </w:p>
     <w:p>
       <w:pPr/>
       <w:r>
-        <w:t>— Дочь моя, я всегда много работала ради тебя. Семь дней в неделю… Я всегда первой просыпалась в доме и последней ложилась спать. Я всегда ела подгоревший хлеб, самые маленькие кусочки. Я потратила все свои сбережения на твою одежду, на твои книги — даже если они часто были ненужными. Я никогда не ходила по магазинам и не покупала себе ничего хорошего. Я купила только то красное платье, которое ты видела в прошлом году. У меня были сбережения на ремонт стиральной машины. Когда я принесла платье домой, отец очень расстроился:</w:t>
+        <w:t>— Дочь моя, я всегда изводила себя ради вас. Семь дней в неделю… Я всегда первой просыпалась в доме и последней ложилась спать. Я всегда ела подгоревший хлеб, самые маленькие кусочки. Я потратила все свои сбережения на вашу одежду, на ваши книги — даже если они часто были ненужными. Я никогда не ходила по магазинам и не покупала себе ничего хорошего. Я купила только то красное платье, которое ты видела в прошлом году. У меня были сбережения на ремонт стиральной машины. Когда я принесла платье домой, отец очень расстроил меня:</w:t>
       </w:r>
     </w:p>
     <w:p>
@@ -107,7 +107,7 @@
         <w:spacing w:after="80"/>
       </w:pPr>
       <w:r>
-        <w:t>— Куда ты собираешься надеть это платье? Ты идёшь в оперу или куда-нибудь ещё? — сказал он.</w:t>
+        <w:t>— Куда ты собираешься надеть это платье? Ты идёшь в оперу или что? — сказал он.</w:t>
       </w:r>
     </w:p>
     <w:p>
@@ -119,7 +119,7 @@
     <w:p>
       <w:pPr/>
       <w:r>
-        <w:t>— О, моя дочь, я раньше думала, что если человек не думает о себе в этом мире, он будет счастлив в следующем. Но я больше в это не верю. Я думаю, Аллах хочет, чтобы мы исполняли свои желания в этом мире и сейчас. Если бы сейчас произошло чудо, и я смогла бы встать с этой постели, я была бы совсем другим человеком.</w:t>
+        <w:t>— О, моя дочь, я раньше думала, что если человек не думает о себе в этом мире, он будет счастлив в следующем. Но я больше в это не верю. Я думаю, Аллах хочет, чтобы мы исполняли свои желания в этом мире, пока мы живы. Если бы сейчас произошло чудо, и я смогла бы встать с этой постели, я жила бы совсем иначе.</w:t>
       </w:r>
     </w:p>
     <w:p>
@@ -144,7 +144,7 @@
         <w:spacing w:after="80"/>
       </w:pPr>
       <w:r>
-        <w:t>Я дала ей слово. Вскоре мама умерла.</w:t>
+        <w:t>Я дала ей слово. И она испустила последний вздох.</w:t>
       </w:r>
     </w:p>
     <w:p>
@@ -157,11 +157,9 @@
         <w:rPr>
           <w:b/>
         </w:rPr>
-        <w:t>Мораль:</w:t>
+        <w:t>Мораль: Человек, который постоянно забывает о себе, однажды понимает, что так и не прожил собственные желания. Любите других, но знайте цену и своей жизни.</w:t>
       </w:r>
-      <w:r>
-        <w:t xml:space="preserve"> Человек, который постоянно забывает о себе, однажды обнаружит, что не может жить ни ради чего. Любите других, но дайте себе право жить тоже.</w:t>
-      </w:r>
+      <w:r/>
     </w:p>
     <w:p>
       <w:pPr>
@@ -172,7 +170,7 @@
           <w:i/>
           <w:sz w:val="18"/>
         </w:rPr>
-        <w:t>«История взята из открытых источников Интернета.»</w:t>
+        <w:t>Рассказы взяты из открытых интернет-источников, а иллюстрации созданы с помощью ИИ.</w:t>
       </w:r>
     </w:p>
     <w:sectPr>

--- a/ru/wisdom-stories/red-dress.docx
+++ b/ru/wisdom-stories/red-dress.docx
@@ -131,7 +131,7 @@
         <w:rPr>
           <w:lang/>
         </w:rPr>
-        <w:t>— Послушай, доченька. Всю жизнь я верила, что хорошая женщина должна думать о себе в последнюю очередь. Сначала исполнить желания всех остальных, а уж потом вспомнить о своих. Мои мечты затерялись под чужими желаниями. Я думала: когда-нибудь придёт и мой черёд. Но он так и не пришёл. Вся жизнь прошла в жертвах ради твоего отца, твоих братьев и сестёр, ради тебя.</w:t>
+        <w:t>— Послушай, доченька. Всю жизнь я верила, что хорошая женщина должна думать о себе в последнюю очередь. Сначала исполнить желания всех остальных, а уж потом вспомнить о своих. Мои мечты затерялись среди чужих желаний. Я думала: когда-нибудь придёт и мой черёд. Но он так и не пришёл. Вся жизнь прошла в жертвах ради твоего отца, твоих братьев и сестёр, ради тебя.</w:t>
       </w:r>
     </w:p>
     <w:p>
